--- a/klagomål/A 32309-2025 FSC-klagomål.docx
+++ b/klagomål/A 32309-2025 FSC-klagomål.docx
@@ -1005,7 +1005,7 @@
     <w:r>
       <w:tab/>
       <w:tab/>
-      <w:t>2026-06-18</w:t>
+      <w:t>2026-06-19</w:t>
       <w:br/>
       <w:br/>
     </w:r>

--- a/klagomål/A 32309-2025 FSC-klagomål.docx
+++ b/klagomål/A 32309-2025 FSC-klagomål.docx
@@ -1005,7 +1005,7 @@
     <w:r>
       <w:tab/>
       <w:tab/>
-      <w:t>2026-06-19</w:t>
+      <w:t>2026-06-20</w:t>
       <w:br/>
       <w:br/>
     </w:r>

--- a/klagomål/A 32309-2025 FSC-klagomål.docx
+++ b/klagomål/A 32309-2025 FSC-klagomål.docx
@@ -168,38 +168,7 @@
     </w:p>
     <w:p>
       <w:r>
-        <w:t>Detta dokument behandlar höga naturvärden i avverkningsanmälan A 32309-2025 i Bodens kommun som inkom 2025-06-27 och omfattar 13,6 ha.</w:t>
-      </w:r>
-    </w:p>
-    <w:p>
-      <w:r>
-        <w:t>Nedan presenteras fynd av naturvårdsarter och fridlysta arter som gjorts i det avverkningsanmälda området, samt relevanta utdrag ur standarderna för FSC, Chain of Custody, Controlled Wood och PEFC. I BILAGA 1 finns artfakta om rödlistade arter.</w:t>
-      </w:r>
-    </w:p>
-    <w:p>
-      <w:r>
-        <w:t>Vi förväntar oss att ni återkommer med ett skriftligt svar på vårt klagomål och även beskriver vilka korrigerande åtgärder ni satt in för att rätta till identifierade brister i er efterlevnad av den svenska FSC standarden.</w:t>
-      </w:r>
-    </w:p>
-    <w:p>
-      <w:pPr>
-        <w:pStyle w:val="Heading1"/>
-      </w:pPr>
-      <w:r>
-        <w:t>Naturvårdsarter</w:t>
-      </w:r>
-    </w:p>
-    <w:p>
-      <w:r>
-        <w:t>Inom 24 meter från avverkningsanmälan har följande 5 naturvårdsarter hittats: doftticka (VU, T, §8), garnlav (VU, T), lunglav (NT, T), bårdlav (S, T) och stuplav (S, T). Av dessa är 3 rödlistade. För rödlistade arter har rödlistekategorin angivits inom parentes. Arter som är signalarter enligt Skogsstyrelsen har markerats med (S). Typiska arter inom Natura 2000 som är kopplade till skogsekosystem har markerats med (T). För fridlysta arter anges även paragrafen i Artskyddsförordningen som arten är fridlyst enligt.</w:t>
-      </w:r>
-    </w:p>
-    <w:p>
-      <w:r>
-        <w:t>De påträffade naturvårdsarterna är ett tydligt kvitto på att det rör sig om en skog med höga naturvärden.</w:t>
-      </w:r>
-      <w:r>
-        <w:t xml:space="preserve"> I Figur 1 visas fyndplatser för naturvårdsarter i området, som finns registrerade på Artportalen.</w:t>
+        <w:t>Detta klagomål behandlar höga naturvärden i avverkningsanmälan A 32309-2025 i Bodens kommun som inkom 2025-06-27 och omfattar 13,6 ha.</w:t>
       </w:r>
     </w:p>
     <w:p>
@@ -247,20 +216,35 @@
         <w:spacing w:after="240"/>
       </w:pPr>
       <w:r>
-        <w:t>Figur 1. Fyndplatser för naturvårdsarter inom 24 meter från avverkningsanmälan (röd linje). Markörer utan svart kant är placerade på fyndplatsen. Markörer med svart kant är placerade vid sidan av fyndplatsen och har ett svart streck som visar fyndplatsens exakta position. Kartans mittpunktskoordinat är N 7373718, E 792710 i SWEREF 99 TM.</w:t>
+        <w:t>Figur 1. Fyndplatser för naturvårdsarter inom 24 meter från avverkningsanmälan. Markörer utan svart kant är placerade på fyndplatsen. Markörer med svart kant är placerade vid sidan av fyndplatsen har ett svart streck som visar fyndplatsens exakta position. Kartans mittpunktskoordinat är N 7373718, E 792710 i SWEREF 99 TM.</w:t>
+      </w:r>
+    </w:p>
+    <w:p>
+      <w:r>
+        <w:t>Inom 24 meter från avverkningsanmälan finns fynd av 5 naturvårdsarter, varav 3 är rödlistade, 1 är fridlyst, 5 är typiska (T) och 2 är signalarter (S): doftticka (VU, T, §8), garnlav (VU, T), lunglav (NT, T), bårdlav (S, T) och stuplav (S, T). Se Figur 1.</w:t>
+      </w:r>
+    </w:p>
+    <w:p>
+      <w:r>
+        <w:t>Nedan presenteras relevanta utdrag ur standarderna för FSC, Chain of Custody, Controlled Wood och PEFC.</w:t>
+      </w:r>
+    </w:p>
+    <w:p>
+      <w:r>
+        <w:t>Vi förväntar oss att ni återkommer med ett skriftligt svar på vårt klagomål och även beskriver vilka korrigerande åtgärder ni satt in för att rätta till identifierade brister i er efterlevnad av den svenska FSC standarden.</w:t>
       </w:r>
     </w:p>
     <w:p>
       <w:pPr>
-        <w:pStyle w:val="Heading2"/>
+        <w:pStyle w:val="Heading1"/>
       </w:pPr>
       <w:r>
-        <w:t>Fridlysta arter</w:t>
+        <w:t>Naturvårdsarter och fridlysta arter</w:t>
       </w:r>
     </w:p>
     <w:p>
       <w:r>
-        <w:t>Följande fridlysta arter har sina livsmiljöer och växtplatser i den avverkningsanmälda skogen: doftticka (VU, T, §8).</w:t>
+        <w:t>Nedan följer beskrivningar av de naturvårdsarter och fridlysta arter som har sina livsmiljöer och växtplatser i den avverkningsanmälda skogen. Se även ytterligare artfakta i BILAGA 1. De påträffade naturvårdsarterna är ett tydligt kvitto på att det rör sig om en skog med höga naturvärden.</w:t>
       </w:r>
     </w:p>
     <w:p>
@@ -293,11 +277,88 @@
       </w:r>
     </w:p>
     <w:p>
-      <w:pPr>
-        <w:pStyle w:val="Heading2"/>
-      </w:pPr>
-      <w:r>
-        <w:t>Övriga naturvårdsarter</w:t>
+      <w:r>
+        <w:rPr>
+          <w:b/>
+        </w:rPr>
+        <w:t>Garnlav (VU)</w:t>
+      </w:r>
+      <w:r>
+        <w:t xml:space="preserve"> är en utpräglad barrskogsart som ibland kan drapera träden i norrländska grannaturskogar med hög luftfuktighet. Den förekommer även i talldominerade bestånd där den, förutom i trädens grenverk, påträffas hängande över ojämnheter i tallbarken. Arten har minskat starkt i södra och mellersta Sverige och den minskar även i sitt nordliga utbredningsområde. Minskningstakten uppgår till 30 (20–50) % inom 50 år och överstiger gränsvärdet för Sårbar (VU). Orsaken till tillbakagången beror främst på slutavverkningar av naturskogsartade skogar. Bestånd med riklig förekomst bör regelmässigt sparas, vilket även gynnar flera andra sällsynta och rödlistade arter. Garnlav är värdväxt för den mycket sällsynta och akut hotade fjärilen barrskogslavfly (CR) som hör hemma i boreala barrskogar med riklig förekomst av värdväxten. Tidigare kunde arten konstateras årligen på flera platser vid Dala-Floda i Dalarna innan lokalerna kalavverkades. Senaste fyndet i landet av barrskogslavfly är från år 2000 då den påträffades vid Högberget i Sollefteå kommun. Garnlav är typisk art för </w:t>
+      </w:r>
+      <w:r>
+        <w:rPr>
+          <w:i/>
+        </w:rPr>
+        <w:t xml:space="preserve">9010 Taiga </w:t>
+      </w:r>
+      <w:r>
+        <w:t>och</w:t>
+      </w:r>
+      <w:r>
+        <w:rPr>
+          <w:i/>
+        </w:rPr>
+        <w:t xml:space="preserve"> 9070 Trädklädd betesmark</w:t>
+      </w:r>
+      <w:r>
+        <w:t xml:space="preserve"> (SLU Artdatabanken, 2026).</w:t>
+      </w:r>
+    </w:p>
+    <w:p>
+      <w:r>
+        <w:rPr>
+          <w:b/>
+        </w:rPr>
+        <w:t>Lunglav (NT)</w:t>
+      </w:r>
+      <w:r>
+        <w:t xml:space="preserve"> är en av vårt lands främsta signalarter som överallt indikerar gamla lövträd, skogsbestånd med höga naturvärden och ekosystem med långskoglig kontinuitet. Lokalt kan förekomsten vara mycket riklig men den hittas nästan enbart i gamla och ej slutavverkade skogar. Artens samtliga förekomster bör uppmärksammas från naturvårdssynpunkt, då många lokaler även hyser andra ovanliga och rödlistade arter. Rikliga förekomster bör skyddas med biotopskydd, frivilliga avsättningar eller reservat. På lunglav kan de sällsynta lavparasiterna lunglavshårprick (CR), </w:t>
+      </w:r>
+      <w:r>
+        <w:rPr>
+          <w:i/>
+        </w:rPr>
+        <w:t>Abrothallus diederichii</w:t>
+      </w:r>
+      <w:r>
+        <w:t xml:space="preserve"> (VU), </w:t>
+      </w:r>
+      <w:r>
+        <w:rPr>
+          <w:i/>
+        </w:rPr>
+        <w:t>Abrothallus lobariae</w:t>
+      </w:r>
+      <w:r>
+        <w:t xml:space="preserve"> (VU), </w:t>
+      </w:r>
+      <w:r>
+        <w:rPr>
+          <w:i/>
+        </w:rPr>
+        <w:t>Calycina lobariae</w:t>
+      </w:r>
+      <w:r>
+        <w:t xml:space="preserve"> (VU), lunglavsknapp (VU) och skrovelmössing (VU) påträffas. Lunglav är typisk art för </w:t>
+      </w:r>
+      <w:r>
+        <w:rPr>
+          <w:i/>
+        </w:rPr>
+        <w:t>9010 Taiga, 9020 Nordlig ädellövskog, 9110 Näringsfattig bokskog, 9130 Näringsrik bokskog, 9160 Näringsrik ekskog, 9180 Ädellövskog i branter, 9190 Näringsfattig ekskog, 9070 Trädklädd betesmark, 9040 Fjällbjörkskog</w:t>
+      </w:r>
+      <w:r>
+        <w:t xml:space="preserve"> och</w:t>
+      </w:r>
+      <w:r>
+        <w:rPr>
+          <w:i/>
+        </w:rPr>
+        <w:t xml:space="preserve"> 6530 Lövängar</w:t>
+      </w:r>
+      <w:r>
+        <w:t xml:space="preserve"> (SLU Artdatabanken, 2026; Nitare &amp; Skogsstyrelsen, 2019).</w:t>
       </w:r>
     </w:p>
     <w:p>
@@ -342,91 +403,6 @@
           <w:i/>
         </w:rPr>
         <w:t xml:space="preserve"> 9190 Näringsfattig ekskog</w:t>
-      </w:r>
-      <w:r>
-        <w:t xml:space="preserve"> (SLU Artdatabanken, 2026; Nitare &amp; Skogsstyrelsen, 2019).</w:t>
-      </w:r>
-    </w:p>
-    <w:p>
-      <w:r>
-        <w:rPr>
-          <w:b/>
-        </w:rPr>
-        <w:t>Garnlav (VU)</w:t>
-      </w:r>
-      <w:r>
-        <w:t xml:space="preserve"> är en utpräglad barrskogsart som ibland kan drapera träden i norrländska grannaturskogar med hög luftfuktighet. Den förekommer även i talldominerade bestånd där den, förutom i trädens grenverk, påträffas hängande över ojämnheter i tallbarken. Arten har minskat starkt i södra och mellersta Sverige och den minskar även i sitt nordliga utbredningsområde. Minskningstakten uppgår till 30 (20–50) % inom 50 år och överstiger gränsvärdet för Sårbar (VU). Orsaken till tillbakagången beror främst på slutavverkningar av naturskogsartade skogar. Bestånd med riklig förekomst bör regelmässigt sparas, vilket även gynnar flera andra sällsynta och rödlistade arter. Garnlav är värdväxt för den mycket sällsynta och akut hotade fjärilen barrskogslavfly (CR) som hör hemma i boreala barrskogar med riklig förekomst av värdväxten. Tidigare kunde arten konstateras årligen på flera platser vid Dala-Floda i Dalarna innan lokalerna kalavverkades. Senaste fyndet i landet av barrskogslavfly är från år 2000 då den påträffades vid Högberget i Sollefteå kommun. Garnlav är typisk art för </w:t>
-      </w:r>
-      <w:r>
-        <w:rPr>
-          <w:i/>
-        </w:rPr>
-        <w:t xml:space="preserve">9010 Taiga </w:t>
-      </w:r>
-      <w:r>
-        <w:t>och</w:t>
-      </w:r>
-      <w:r>
-        <w:rPr>
-          <w:i/>
-        </w:rPr>
-        <w:t xml:space="preserve"> 9070 Trädklädd betesmark</w:t>
-      </w:r>
-      <w:r>
-        <w:t xml:space="preserve"> (SLU Artdatabanken, 2026).</w:t>
-      </w:r>
-    </w:p>
-    <w:p>
-      <w:r>
-        <w:rPr>
-          <w:b/>
-        </w:rPr>
-        <w:t>Lunglav (NT)</w:t>
-      </w:r>
-      <w:r>
-        <w:t xml:space="preserve"> är en av vårt lands främsta signalarter som överallt indikerar gamla lövträd, skogsbestånd med höga naturvärden och ekosystem med långskoglig kontinuitet. Lokalt kan förekomsten vara mycket riklig men den hittas nästan enbart i gamla och ej slutavverkade skogar. Artens samtliga förekomster bör uppmärksammas från naturvårdssynpunkt, då många lokaler även hyser andra ovanliga och rödlistade arter. Rikliga förekomster bör skyddas med biotopskydd, frivilliga avsättningar eller reservat. På lunglav kan de sällsynta lavparasiterna lunglavshårprick (CR), </w:t>
-      </w:r>
-      <w:r>
-        <w:rPr>
-          <w:i/>
-        </w:rPr>
-        <w:t>Abrothallus diederichii</w:t>
-      </w:r>
-      <w:r>
-        <w:t xml:space="preserve"> (VU), </w:t>
-      </w:r>
-      <w:r>
-        <w:rPr>
-          <w:i/>
-        </w:rPr>
-        <w:t>Abrothallus lobariae</w:t>
-      </w:r>
-      <w:r>
-        <w:t xml:space="preserve"> (VU), </w:t>
-      </w:r>
-      <w:r>
-        <w:rPr>
-          <w:i/>
-        </w:rPr>
-        <w:t>Calycina lobariae</w:t>
-      </w:r>
-      <w:r>
-        <w:t xml:space="preserve"> (VU), lunglavsknapp (VU) och skrovelmössing (VU) påträffas. Lunglav är typisk art för </w:t>
-      </w:r>
-      <w:r>
-        <w:rPr>
-          <w:i/>
-        </w:rPr>
-        <w:t>9010 Taiga, 9020 Nordlig ädellövskog, 9110 Näringsfattig bokskog, 9130 Näringsrik bokskog, 9160 Näringsrik ekskog, 9180 Ädellövskog i branter, 9190 Näringsfattig ekskog, 9070 Trädklädd betesmark, 9040 Fjällbjörkskog</w:t>
-      </w:r>
-      <w:r>
-        <w:t xml:space="preserve"> och</w:t>
-      </w:r>
-      <w:r>
-        <w:rPr>
-          <w:i/>
-        </w:rPr>
-        <w:t xml:space="preserve"> 6530 Lövängar</w:t>
       </w:r>
       <w:r>
         <w:t xml:space="preserve"> (SLU Artdatabanken, 2026; Nitare &amp; Skogsstyrelsen, 2019).</w:t>
@@ -1005,7 +981,7 @@
     <w:r>
       <w:tab/>
       <w:tab/>
-      <w:t>2026-06-20</w:t>
+      <w:t>2026-06-21</w:t>
       <w:br/>
       <w:br/>
     </w:r>

--- a/klagomål/A 32309-2025 FSC-klagomål.docx
+++ b/klagomål/A 32309-2025 FSC-klagomål.docx
@@ -981,7 +981,7 @@
     <w:r>
       <w:tab/>
       <w:tab/>
-      <w:t>2026-06-21</w:t>
+      <w:t>2026-06-22</w:t>
       <w:br/>
       <w:br/>
     </w:r>

--- a/klagomål/A 32309-2025 FSC-klagomål.docx
+++ b/klagomål/A 32309-2025 FSC-klagomål.docx
@@ -981,7 +981,7 @@
     <w:r>
       <w:tab/>
       <w:tab/>
-      <w:t>2026-06-22</w:t>
+      <w:t>2026-06-23</w:t>
       <w:br/>
       <w:br/>
     </w:r>

--- a/klagomål/A 32309-2025 FSC-klagomål.docx
+++ b/klagomål/A 32309-2025 FSC-klagomål.docx
@@ -981,7 +981,7 @@
     <w:r>
       <w:tab/>
       <w:tab/>
-      <w:t>2026-06-23</w:t>
+      <w:t>2026-06-24</w:t>
       <w:br/>
       <w:br/>
     </w:r>

--- a/klagomål/A 32309-2025 FSC-klagomål.docx
+++ b/klagomål/A 32309-2025 FSC-klagomål.docx
@@ -981,7 +981,7 @@
     <w:r>
       <w:tab/>
       <w:tab/>
-      <w:t>2026-06-24</w:t>
+      <w:t>2026-06-25</w:t>
       <w:br/>
       <w:br/>
     </w:r>

--- a/klagomål/A 32309-2025 FSC-klagomål.docx
+++ b/klagomål/A 32309-2025 FSC-klagomål.docx
@@ -981,7 +981,7 @@
     <w:r>
       <w:tab/>
       <w:tab/>
-      <w:t>2026-06-25</w:t>
+      <w:t>2026-06-26</w:t>
       <w:br/>
       <w:br/>
     </w:r>

--- a/klagomål/A 32309-2025 FSC-klagomål.docx
+++ b/klagomål/A 32309-2025 FSC-klagomål.docx
@@ -981,7 +981,7 @@
     <w:r>
       <w:tab/>
       <w:tab/>
-      <w:t>2026-06-26</w:t>
+      <w:t>2026-06-27</w:t>
       <w:br/>
       <w:br/>
     </w:r>

--- a/klagomål/A 32309-2025 FSC-klagomål.docx
+++ b/klagomål/A 32309-2025 FSC-klagomål.docx
@@ -981,7 +981,7 @@
     <w:r>
       <w:tab/>
       <w:tab/>
-      <w:t>2026-06-27</w:t>
+      <w:t>2026-06-28</w:t>
       <w:br/>
       <w:br/>
     </w:r>

--- a/klagomål/A 32309-2025 FSC-klagomål.docx
+++ b/klagomål/A 32309-2025 FSC-klagomål.docx
@@ -981,7 +981,7 @@
     <w:r>
       <w:tab/>
       <w:tab/>
-      <w:t>2026-06-28</w:t>
+      <w:t>2026-06-29</w:t>
       <w:br/>
       <w:br/>
     </w:r>

--- a/klagomål/A 32309-2025 FSC-klagomål.docx
+++ b/klagomål/A 32309-2025 FSC-klagomål.docx
@@ -981,7 +981,7 @@
     <w:r>
       <w:tab/>
       <w:tab/>
-      <w:t>2026-06-29</w:t>
+      <w:t>2026-06-30</w:t>
       <w:br/>
       <w:br/>
     </w:r>

--- a/klagomål/A 32309-2025 FSC-klagomål.docx
+++ b/klagomål/A 32309-2025 FSC-klagomål.docx
@@ -981,7 +981,7 @@
     <w:r>
       <w:tab/>
       <w:tab/>
-      <w:t>2026-06-30</w:t>
+      <w:t>2026-07-01</w:t>
       <w:br/>
       <w:br/>
     </w:r>

--- a/klagomål/A 32309-2025 FSC-klagomål.docx
+++ b/klagomål/A 32309-2025 FSC-klagomål.docx
@@ -981,7 +981,7 @@
     <w:r>
       <w:tab/>
       <w:tab/>
-      <w:t>2026-07-01</w:t>
+      <w:t>2026-07-02</w:t>
       <w:br/>
       <w:br/>
     </w:r>

--- a/klagomål/A 32309-2025 FSC-klagomål.docx
+++ b/klagomål/A 32309-2025 FSC-klagomål.docx
@@ -981,7 +981,7 @@
     <w:r>
       <w:tab/>
       <w:tab/>
-      <w:t>2026-07-13</w:t>
+      <w:t>2026-07-14</w:t>
       <w:br/>
       <w:br/>
     </w:r>

--- a/klagomål/A 32309-2025 FSC-klagomål.docx
+++ b/klagomål/A 32309-2025 FSC-klagomål.docx
@@ -981,7 +981,7 @@
     <w:r>
       <w:tab/>
       <w:tab/>
-      <w:t>2026-07-14</w:t>
+      <w:t>2026-07-15</w:t>
       <w:br/>
       <w:br/>
     </w:r>

--- a/klagomål/A 32309-2025 FSC-klagomål.docx
+++ b/klagomål/A 32309-2025 FSC-klagomål.docx
@@ -981,7 +981,7 @@
     <w:r>
       <w:tab/>
       <w:tab/>
-      <w:t>2026-07-15</w:t>
+      <w:t>2026-07-16</w:t>
       <w:br/>
       <w:br/>
     </w:r>

--- a/klagomål/A 32309-2025 FSC-klagomål.docx
+++ b/klagomål/A 32309-2025 FSC-klagomål.docx
@@ -981,7 +981,7 @@
     <w:r>
       <w:tab/>
       <w:tab/>
-      <w:t>2026-07-16</w:t>
+      <w:t>2026-07-17</w:t>
       <w:br/>
       <w:br/>
     </w:r>

--- a/klagomål/A 32309-2025 FSC-klagomål.docx
+++ b/klagomål/A 32309-2025 FSC-klagomål.docx
@@ -981,7 +981,7 @@
     <w:r>
       <w:tab/>
       <w:tab/>
-      <w:t>2026-07-17</w:t>
+      <w:t>2026-07-18</w:t>
       <w:br/>
       <w:br/>
     </w:r>

--- a/klagomål/A 32309-2025 FSC-klagomål.docx
+++ b/klagomål/A 32309-2025 FSC-klagomål.docx
@@ -981,7 +981,7 @@
     <w:r>
       <w:tab/>
       <w:tab/>
-      <w:t>2026-07-18</w:t>
+      <w:t>2026-07-19</w:t>
       <w:br/>
       <w:br/>
     </w:r>

--- a/klagomål/A 32309-2025 FSC-klagomål.docx
+++ b/klagomål/A 32309-2025 FSC-klagomål.docx
@@ -981,7 +981,7 @@
     <w:r>
       <w:tab/>
       <w:tab/>
-      <w:t>2026-07-19</w:t>
+      <w:t>2026-07-20</w:t>
       <w:br/>
       <w:br/>
     </w:r>

--- a/klagomål/A 32309-2025 FSC-klagomål.docx
+++ b/klagomål/A 32309-2025 FSC-klagomål.docx
@@ -981,7 +981,7 @@
     <w:r>
       <w:tab/>
       <w:tab/>
-      <w:t>2026-07-20</w:t>
+      <w:t>2026-07-21</w:t>
       <w:br/>
       <w:br/>
     </w:r>

--- a/klagomål/A 32309-2025 FSC-klagomål.docx
+++ b/klagomål/A 32309-2025 FSC-klagomål.docx
@@ -981,7 +981,7 @@
     <w:r>
       <w:tab/>
       <w:tab/>
-      <w:t>2026-07-21</w:t>
+      <w:t>2026-07-22</w:t>
       <w:br/>
       <w:br/>
     </w:r>

--- a/klagomål/A 32309-2025 FSC-klagomål.docx
+++ b/klagomål/A 32309-2025 FSC-klagomål.docx
@@ -981,7 +981,7 @@
     <w:r>
       <w:tab/>
       <w:tab/>
-      <w:t>2026-07-22</w:t>
+      <w:t>2026-07-23</w:t>
       <w:br/>
       <w:br/>
     </w:r>

--- a/klagomål/A 32309-2025 FSC-klagomål.docx
+++ b/klagomål/A 32309-2025 FSC-klagomål.docx
@@ -981,7 +981,7 @@
     <w:r>
       <w:tab/>
       <w:tab/>
-      <w:t>2026-07-23</w:t>
+      <w:t>2026-07-24</w:t>
       <w:br/>
       <w:br/>
     </w:r>

--- a/klagomål/A 32309-2025 FSC-klagomål.docx
+++ b/klagomål/A 32309-2025 FSC-klagomål.docx
@@ -981,7 +981,7 @@
     <w:r>
       <w:tab/>
       <w:tab/>
-      <w:t>2026-07-24</w:t>
+      <w:t>2026-07-25</w:t>
       <w:br/>
       <w:br/>
     </w:r>

--- a/klagomål/A 32309-2025 FSC-klagomål.docx
+++ b/klagomål/A 32309-2025 FSC-klagomål.docx
@@ -981,7 +981,7 @@
     <w:r>
       <w:tab/>
       <w:tab/>
-      <w:t>2026-07-25</w:t>
+      <w:t>2026-07-26</w:t>
       <w:br/>
       <w:br/>
     </w:r>

--- a/klagomål/A 32309-2025 FSC-klagomål.docx
+++ b/klagomål/A 32309-2025 FSC-klagomål.docx
@@ -981,7 +981,7 @@
     <w:r>
       <w:tab/>
       <w:tab/>
-      <w:t>2026-07-26</w:t>
+      <w:t>2026-07-27</w:t>
       <w:br/>
       <w:br/>
     </w:r>

--- a/klagomål/A 32309-2025 FSC-klagomål.docx
+++ b/klagomål/A 32309-2025 FSC-klagomål.docx
@@ -981,7 +981,7 @@
     <w:r>
       <w:tab/>
       <w:tab/>
-      <w:t>2026-07-27</w:t>
+      <w:t>2026-07-28</w:t>
       <w:br/>
       <w:br/>
     </w:r>

--- a/klagomål/A 32309-2025 FSC-klagomål.docx
+++ b/klagomål/A 32309-2025 FSC-klagomål.docx
@@ -981,7 +981,7 @@
     <w:r>
       <w:tab/>
       <w:tab/>
-      <w:t>2026-07-28</w:t>
+      <w:t>2026-07-29</w:t>
       <w:br/>
       <w:br/>
     </w:r>

--- a/klagomål/A 32309-2025 FSC-klagomål.docx
+++ b/klagomål/A 32309-2025 FSC-klagomål.docx
@@ -981,7 +981,7 @@
     <w:r>
       <w:tab/>
       <w:tab/>
-      <w:t>2026-07-29</w:t>
+      <w:t>2026-07-30</w:t>
       <w:br/>
       <w:br/>
     </w:r>

--- a/klagomål/A 32309-2025 FSC-klagomål.docx
+++ b/klagomål/A 32309-2025 FSC-klagomål.docx
@@ -981,7 +981,7 @@
     <w:r>
       <w:tab/>
       <w:tab/>
-      <w:t>2026-07-30</w:t>
+      <w:t>2026-07-31</w:t>
       <w:br/>
       <w:br/>
     </w:r>

--- a/klagomål/A 32309-2025 FSC-klagomål.docx
+++ b/klagomål/A 32309-2025 FSC-klagomål.docx
@@ -981,7 +981,7 @@
     <w:r>
       <w:tab/>
       <w:tab/>
-      <w:t>2026-07-31</w:t>
+      <w:t>2026-08-01</w:t>
       <w:br/>
       <w:br/>
     </w:r>

--- a/klagomål/A 32309-2025 FSC-klagomål.docx
+++ b/klagomål/A 32309-2025 FSC-klagomål.docx
@@ -981,7 +981,7 @@
     <w:r>
       <w:tab/>
       <w:tab/>
-      <w:t>2026-08-01</w:t>
+      <w:t>2026-08-02</w:t>
       <w:br/>
       <w:br/>
     </w:r>

--- a/klagomål/A 32309-2025 FSC-klagomål.docx
+++ b/klagomål/A 32309-2025 FSC-klagomål.docx
@@ -981,7 +981,7 @@
     <w:r>
       <w:tab/>
       <w:tab/>
-      <w:t>2026-08-02</w:t>
+      <w:t>2026-08-03</w:t>
       <w:br/>
       <w:br/>
     </w:r>

--- a/klagomål/A 32309-2025 FSC-klagomål.docx
+++ b/klagomål/A 32309-2025 FSC-klagomål.docx
@@ -981,7 +981,7 @@
     <w:r>
       <w:tab/>
       <w:tab/>
-      <w:t>2026-08-03</w:t>
+      <w:t>2026-08-04</w:t>
       <w:br/>
       <w:br/>
     </w:r>

--- a/klagomål/A 32309-2025 FSC-klagomål.docx
+++ b/klagomål/A 32309-2025 FSC-klagomål.docx
@@ -981,7 +981,7 @@
     <w:r>
       <w:tab/>
       <w:tab/>
-      <w:t>2026-08-04</w:t>
+      <w:t>2026-08-05</w:t>
       <w:br/>
       <w:br/>
     </w:r>

--- a/klagomål/A 32309-2025 FSC-klagomål.docx
+++ b/klagomål/A 32309-2025 FSC-klagomål.docx
@@ -981,7 +981,7 @@
     <w:r>
       <w:tab/>
       <w:tab/>
-      <w:t>2026-08-05</w:t>
+      <w:t>2026-08-07</w:t>
       <w:br/>
       <w:br/>
     </w:r>

--- a/klagomål/A 32309-2025 FSC-klagomål.docx
+++ b/klagomål/A 32309-2025 FSC-klagomål.docx
@@ -981,7 +981,7 @@
     <w:r>
       <w:tab/>
       <w:tab/>
-      <w:t>2026-08-07</w:t>
+      <w:t>2026-08-08</w:t>
       <w:br/>
       <w:br/>
     </w:r>

--- a/klagomål/A 32309-2025 FSC-klagomål.docx
+++ b/klagomål/A 32309-2025 FSC-klagomål.docx
@@ -216,7 +216,7 @@
         <w:spacing w:after="240"/>
       </w:pPr>
       <w:r>
-        <w:t>Figur 1. Fyndplatser för naturvårdsarter inom 24 meter från avverkningsanmälan. Markörer utan svart kant är placerade på fyndplatsen. Markörer med svart kant är placerade vid sidan av fyndplatsen har ett svart streck som visar fyndplatsens exakta position. Kartans mittpunktskoordinat är N 7373718, E 792710 i SWEREF 99 TM.</w:t>
+        <w:t>Figur 1. Fyndplatser för naturvårdsarter inom 24 meter från avverkningsanmälan. Markörer utan svart kant är placerade på fyndplatsen. Markörer med svart kant är placerade vid sidan av fyndplatsen och har ett svart streck som visar fyndplatsens exakta position. Kartans mittpunktskoordinat är N 7373718, E 792710 i SWEREF 99 TM.</w:t>
       </w:r>
     </w:p>
     <w:p>
@@ -981,7 +981,7 @@
     <w:r>
       <w:tab/>
       <w:tab/>
-      <w:t>2026-08-14</w:t>
+      <w:t>2026-08-15</w:t>
       <w:br/>
       <w:br/>
     </w:r>

--- a/klagomål/A 32309-2025 FSC-klagomål.docx
+++ b/klagomål/A 32309-2025 FSC-klagomål.docx
@@ -981,7 +981,7 @@
     <w:r>
       <w:tab/>
       <w:tab/>
-      <w:t>2026-08-15</w:t>
+      <w:t>2026-08-16</w:t>
       <w:br/>
       <w:br/>
     </w:r>

--- a/klagomål/A 32309-2025 FSC-klagomål.docx
+++ b/klagomål/A 32309-2025 FSC-klagomål.docx
@@ -981,7 +981,7 @@
     <w:r>
       <w:tab/>
       <w:tab/>
-      <w:t>2026-08-16</w:t>
+      <w:t>2026-08-17</w:t>
       <w:br/>
       <w:br/>
     </w:r>

--- a/klagomål/A 32309-2025 FSC-klagomål.docx
+++ b/klagomål/A 32309-2025 FSC-klagomål.docx
@@ -981,7 +981,7 @@
     <w:r>
       <w:tab/>
       <w:tab/>
-      <w:t>2026-08-17</w:t>
+      <w:t>2026-08-18</w:t>
       <w:br/>
       <w:br/>
     </w:r>

--- a/klagomål/A 32309-2025 FSC-klagomål.docx
+++ b/klagomål/A 32309-2025 FSC-klagomål.docx
@@ -981,7 +981,7 @@
     <w:r>
       <w:tab/>
       <w:tab/>
-      <w:t>2026-08-18</w:t>
+      <w:t>2026-08-19</w:t>
       <w:br/>
       <w:br/>
     </w:r>

--- a/klagomål/A 32309-2025 FSC-klagomål.docx
+++ b/klagomål/A 32309-2025 FSC-klagomål.docx
@@ -981,7 +981,7 @@
     <w:r>
       <w:tab/>
       <w:tab/>
-      <w:t>2026-08-19</w:t>
+      <w:t>2026-08-20</w:t>
       <w:br/>
       <w:br/>
     </w:r>

--- a/klagomål/A 32309-2025 FSC-klagomål.docx
+++ b/klagomål/A 32309-2025 FSC-klagomål.docx
@@ -981,7 +981,7 @@
     <w:r>
       <w:tab/>
       <w:tab/>
-      <w:t>2026-08-20</w:t>
+      <w:t>2026-08-21</w:t>
       <w:br/>
       <w:br/>
     </w:r>

--- a/klagomål/A 32309-2025 FSC-klagomål.docx
+++ b/klagomål/A 32309-2025 FSC-klagomål.docx
@@ -981,7 +981,7 @@
     <w:r>
       <w:tab/>
       <w:tab/>
-      <w:t>2026-08-21</w:t>
+      <w:t>2026-08-22</w:t>
       <w:br/>
       <w:br/>
     </w:r>

--- a/klagomål/A 32309-2025 FSC-klagomål.docx
+++ b/klagomål/A 32309-2025 FSC-klagomål.docx
@@ -981,7 +981,7 @@
     <w:r>
       <w:tab/>
       <w:tab/>
-      <w:t>2026-08-22</w:t>
+      <w:t>2026-08-23</w:t>
       <w:br/>
       <w:br/>
     </w:r>

--- a/klagomål/A 32309-2025 FSC-klagomål.docx
+++ b/klagomål/A 32309-2025 FSC-klagomål.docx
@@ -981,7 +981,7 @@
     <w:r>
       <w:tab/>
       <w:tab/>
-      <w:t>2026-08-23</w:t>
+      <w:t>2026-08-24</w:t>
       <w:br/>
       <w:br/>
     </w:r>

--- a/klagomål/A 32309-2025 FSC-klagomål.docx
+++ b/klagomål/A 32309-2025 FSC-klagomål.docx
@@ -981,7 +981,7 @@
     <w:r>
       <w:tab/>
       <w:tab/>
-      <w:t>2026-08-24</w:t>
+      <w:t>2026-08-25</w:t>
       <w:br/>
       <w:br/>
     </w:r>

--- a/klagomål/A 32309-2025 FSC-klagomål.docx
+++ b/klagomål/A 32309-2025 FSC-klagomål.docx
@@ -981,7 +981,7 @@
     <w:r>
       <w:tab/>
       <w:tab/>
-      <w:t>2026-08-25</w:t>
+      <w:t>2026-08-26</w:t>
       <w:br/>
       <w:br/>
     </w:r>

--- a/klagomål/A 32309-2025 FSC-klagomål.docx
+++ b/klagomål/A 32309-2025 FSC-klagomål.docx
@@ -981,7 +981,7 @@
     <w:r>
       <w:tab/>
       <w:tab/>
-      <w:t>2026-08-26</w:t>
+      <w:t>2026-08-27</w:t>
       <w:br/>
       <w:br/>
     </w:r>

--- a/klagomål/A 32309-2025 FSC-klagomål.docx
+++ b/klagomål/A 32309-2025 FSC-klagomål.docx
@@ -981,7 +981,7 @@
     <w:r>
       <w:tab/>
       <w:tab/>
-      <w:t>2026-08-27</w:t>
+      <w:t>2026-08-28</w:t>
       <w:br/>
       <w:br/>
     </w:r>

--- a/klagomål/A 32309-2025 FSC-klagomål.docx
+++ b/klagomål/A 32309-2025 FSC-klagomål.docx
@@ -981,7 +981,7 @@
     <w:r>
       <w:tab/>
       <w:tab/>
-      <w:t>2026-08-28</w:t>
+      <w:t>2026-08-29</w:t>
       <w:br/>
       <w:br/>
     </w:r>

--- a/klagomål/A 32309-2025 FSC-klagomål.docx
+++ b/klagomål/A 32309-2025 FSC-klagomål.docx
@@ -981,7 +981,7 @@
     <w:r>
       <w:tab/>
       <w:tab/>
-      <w:t>2026-08-29</w:t>
+      <w:t>2026-08-31</w:t>
       <w:br/>
       <w:br/>
     </w:r>

--- a/klagomål/A 32309-2025 FSC-klagomål.docx
+++ b/klagomål/A 32309-2025 FSC-klagomål.docx
@@ -981,7 +981,7 @@
     <w:r>
       <w:tab/>
       <w:tab/>
-      <w:t>2026-08-31</w:t>
+      <w:t>2026-09-01</w:t>
       <w:br/>
       <w:br/>
     </w:r>

--- a/klagomål/A 32309-2025 FSC-klagomål.docx
+++ b/klagomål/A 32309-2025 FSC-klagomål.docx
@@ -981,7 +981,7 @@
     <w:r>
       <w:tab/>
       <w:tab/>
-      <w:t>2026-09-01</w:t>
+      <w:t>2026-09-02</w:t>
       <w:br/>
       <w:br/>
     </w:r>

--- a/klagomål/A 32309-2025 FSC-klagomål.docx
+++ b/klagomål/A 32309-2025 FSC-klagomål.docx
@@ -981,7 +981,7 @@
     <w:r>
       <w:tab/>
       <w:tab/>
-      <w:t>2026-09-02</w:t>
+      <w:t>2026-09-03</w:t>
       <w:br/>
       <w:br/>
     </w:r>

--- a/klagomål/A 32309-2025 FSC-klagomål.docx
+++ b/klagomål/A 32309-2025 FSC-klagomål.docx
@@ -981,7 +981,7 @@
     <w:r>
       <w:tab/>
       <w:tab/>
-      <w:t>2026-09-03</w:t>
+      <w:t>2026-09-04</w:t>
       <w:br/>
       <w:br/>
     </w:r>

--- a/klagomål/A 32309-2025 FSC-klagomål.docx
+++ b/klagomål/A 32309-2025 FSC-klagomål.docx
@@ -981,7 +981,7 @@
     <w:r>
       <w:tab/>
       <w:tab/>
-      <w:t>2026-09-04</w:t>
+      <w:t>2026-09-05</w:t>
       <w:br/>
       <w:br/>
     </w:r>

--- a/klagomål/A 32309-2025 FSC-klagomål.docx
+++ b/klagomål/A 32309-2025 FSC-klagomål.docx
@@ -981,7 +981,7 @@
     <w:r>
       <w:tab/>
       <w:tab/>
-      <w:t>2026-09-05</w:t>
+      <w:t>2026-09-06</w:t>
       <w:br/>
       <w:br/>
     </w:r>

--- a/klagomål/A 32309-2025 FSC-klagomål.docx
+++ b/klagomål/A 32309-2025 FSC-klagomål.docx
@@ -981,7 +981,7 @@
     <w:r>
       <w:tab/>
       <w:tab/>
-      <w:t>2026-09-06</w:t>
+      <w:t>2026-09-07</w:t>
       <w:br/>
       <w:br/>
     </w:r>

--- a/klagomål/A 32309-2025 FSC-klagomål.docx
+++ b/klagomål/A 32309-2025 FSC-klagomål.docx
@@ -981,7 +981,7 @@
     <w:r>
       <w:tab/>
       <w:tab/>
-      <w:t>2026-09-07</w:t>
+      <w:t>2026-09-08</w:t>
       <w:br/>
       <w:br/>
     </w:r>

--- a/klagomål/A 32309-2025 FSC-klagomål.docx
+++ b/klagomål/A 32309-2025 FSC-klagomål.docx
@@ -981,7 +981,7 @@
     <w:r>
       <w:tab/>
       <w:tab/>
-      <w:t>2026-09-08</w:t>
+      <w:t>2026-09-09</w:t>
       <w:br/>
       <w:br/>
     </w:r>

--- a/klagomål/A 32309-2025 FSC-klagomål.docx
+++ b/klagomål/A 32309-2025 FSC-klagomål.docx
@@ -981,7 +981,7 @@
     <w:r>
       <w:tab/>
       <w:tab/>
-      <w:t>2026-09-09</w:t>
+      <w:t>2026-09-10</w:t>
       <w:br/>
       <w:br/>
     </w:r>

--- a/klagomål/A 32309-2025 FSC-klagomål.docx
+++ b/klagomål/A 32309-2025 FSC-klagomål.docx
@@ -981,7 +981,7 @@
     <w:r>
       <w:tab/>
       <w:tab/>
-      <w:t>2026-09-10</w:t>
+      <w:t>2026-09-11</w:t>
       <w:br/>
       <w:br/>
     </w:r>

--- a/klagomål/A 32309-2025 FSC-klagomål.docx
+++ b/klagomål/A 32309-2025 FSC-klagomål.docx
@@ -981,7 +981,7 @@
     <w:r>
       <w:tab/>
       <w:tab/>
-      <w:t>2026-09-11</w:t>
+      <w:t>2026-09-12</w:t>
       <w:br/>
       <w:br/>
     </w:r>
